--- a/Reportes/FormatoEndososCambioBeneficiario.docx
+++ b/Reportes/FormatoEndososCambioBeneficiario.docx
@@ -139,25 +139,13 @@
               </w:rPr>
               <w:t xml:space="preserve">Póliza </w:t>
             </w:r>
-            <w:proofErr w:type="spellStart"/>
-            <w:proofErr w:type="gramStart"/>
-            <w:r>
-              <w:rPr>
-                <w:sz w:val="14"/>
-                <w:szCs w:val="14"/>
-              </w:rPr>
-              <w:t>Nº</w:t>
-            </w:r>
-            <w:proofErr w:type="spellEnd"/>
-            <w:r>
-              <w:rPr>
-                <w:sz w:val="14"/>
-                <w:szCs w:val="14"/>
-              </w:rPr>
-              <w:t>:{</w:t>
-            </w:r>
-            <w:proofErr w:type="spellStart"/>
-            <w:proofErr w:type="gramEnd"/>
+            <w:r>
+              <w:rPr>
+                <w:sz w:val="14"/>
+                <w:szCs w:val="14"/>
+              </w:rPr>
+              <w:t>Nº:{</w:t>
+            </w:r>
             <w:r>
               <w:rPr>
                 <w:sz w:val="14"/>
@@ -165,7 +153,6 @@
               </w:rPr>
               <w:t>code</w:t>
             </w:r>
-            <w:proofErr w:type="spellEnd"/>
             <w:r>
               <w:rPr>
                 <w:sz w:val="14"/>
@@ -285,51 +272,15 @@
                 <w:sz w:val="14"/>
                 <w:szCs w:val="14"/>
               </w:rPr>
-              <w:t>Endoso No</w:t>
-            </w:r>
-            <w:proofErr w:type="gramStart"/>
+              <w:t xml:space="preserve">Endoso No. </w:t>
+            </w:r>
             <w:r>
               <w:rPr>
                 <w:spacing w:val="-2"/>
                 <w:sz w:val="14"/>
                 <w:szCs w:val="14"/>
               </w:rPr>
-              <w:t xml:space="preserve">. </w:t>
-            </w:r>
-            <w:r>
-              <w:rPr>
-                <w:spacing w:val="-2"/>
-                <w:sz w:val="14"/>
-                <w:szCs w:val="14"/>
-              </w:rPr>
-              <w:t>:</w:t>
-            </w:r>
-            <w:proofErr w:type="gramEnd"/>
-            <w:r>
-              <w:rPr>
-                <w:spacing w:val="-2"/>
-                <w:sz w:val="14"/>
-                <w:szCs w:val="14"/>
-              </w:rPr>
-              <w:t xml:space="preserve"> {</w:t>
-            </w:r>
-            <w:proofErr w:type="spellStart"/>
-            <w:r>
-              <w:rPr>
-                <w:spacing w:val="-2"/>
-                <w:sz w:val="14"/>
-                <w:szCs w:val="14"/>
-              </w:rPr>
-              <w:t>Endoso.Id</w:t>
-            </w:r>
-            <w:proofErr w:type="spellEnd"/>
-            <w:r>
-              <w:rPr>
-                <w:spacing w:val="-2"/>
-                <w:sz w:val="14"/>
-                <w:szCs w:val="14"/>
-              </w:rPr>
-              <w:t>}</w:t>
+              <w:t>: {Endoso.Id}</w:t>
             </w:r>
           </w:p>
         </w:tc>
@@ -374,41 +325,7 @@
                 <w:w w:val="105"/>
                 <w:sz w:val="15"/>
               </w:rPr>
-              <w:t xml:space="preserve">ENDOSO </w:t>
-            </w:r>
-            <w:r>
-              <w:rPr>
-                <w:b/>
-                <w:w w:val="105"/>
-                <w:sz w:val="15"/>
-              </w:rPr>
-              <w:t>POLIZA</w:t>
-            </w:r>
-            <w:r>
-              <w:rPr>
-                <w:b/>
-                <w:w w:val="105"/>
-                <w:sz w:val="15"/>
-              </w:rPr>
-              <w:t xml:space="preserve"> {</w:t>
-            </w:r>
-            <w:proofErr w:type="spellStart"/>
-            <w:r>
-              <w:rPr>
-                <w:b/>
-                <w:w w:val="105"/>
-                <w:sz w:val="15"/>
-              </w:rPr>
-              <w:t>NombreRamo</w:t>
-            </w:r>
-            <w:proofErr w:type="spellEnd"/>
-            <w:r>
-              <w:rPr>
-                <w:b/>
-                <w:w w:val="105"/>
-                <w:sz w:val="15"/>
-              </w:rPr>
-              <w:t>}</w:t>
+              <w:t>ENDOSO POLIZA {NombreRamo}</w:t>
             </w:r>
           </w:p>
         </w:tc>
@@ -570,15 +487,7 @@
               <w:pStyle w:val="Textoindependiente"/>
             </w:pPr>
             <w:r>
-              <w:t>{</w:t>
-            </w:r>
-            <w:proofErr w:type="spellStart"/>
-            <w:r>
-              <w:t>Asegurado.NombreCompleto</w:t>
-            </w:r>
-            <w:proofErr w:type="spellEnd"/>
-            <w:r>
-              <w:t>}</w:t>
+              <w:t>{Asegurado.NombreCompleto}</w:t>
             </w:r>
           </w:p>
         </w:tc>
@@ -592,23 +501,13 @@
             <w:pPr>
               <w:pStyle w:val="Textoindependiente"/>
             </w:pPr>
-            <w:proofErr w:type="spellStart"/>
             <w:r>
               <w:rPr>
                 <w:b/>
                 <w:bCs/>
                 <w:lang w:val="es-PA"/>
               </w:rPr>
-              <w:t>Ced</w:t>
-            </w:r>
-            <w:proofErr w:type="spellEnd"/>
-            <w:r>
-              <w:rPr>
-                <w:b/>
-                <w:bCs/>
-                <w:lang w:val="es-PA"/>
-              </w:rPr>
-              <w:t>/R</w:t>
+              <w:t>Ced/R</w:t>
             </w:r>
             <w:r>
               <w:rPr>
@@ -648,14 +547,12 @@
               </w:rPr>
               <w:t>{</w:t>
             </w:r>
-            <w:proofErr w:type="spellStart"/>
             <w:r>
               <w:rPr>
                 <w:spacing w:val="-2"/>
               </w:rPr>
               <w:t>Asegurado.Identificacion</w:t>
             </w:r>
-            <w:proofErr w:type="spellEnd"/>
             <w:r>
               <w:rPr>
                 <w:lang w:val="es-PA"/>
@@ -802,15 +699,7 @@
               <w:pStyle w:val="Textoindependiente"/>
             </w:pPr>
             <w:r>
-              <w:t>{</w:t>
-            </w:r>
-            <w:proofErr w:type="spellStart"/>
-            <w:r>
-              <w:t>FechaInicioVigencia</w:t>
-            </w:r>
-            <w:proofErr w:type="spellEnd"/>
-            <w:r>
-              <w:t>}</w:t>
+              <w:t>{FechaInicioVigencia}</w:t>
             </w:r>
           </w:p>
         </w:tc>
@@ -846,15 +735,7 @@
               <w:pStyle w:val="Textoindependiente"/>
             </w:pPr>
             <w:r>
-              <w:t>{</w:t>
-            </w:r>
-            <w:proofErr w:type="spellStart"/>
-            <w:r>
-              <w:t>Asegurado.TelefonoContacto</w:t>
-            </w:r>
-            <w:proofErr w:type="spellEnd"/>
-            <w:r>
-              <w:t>}</w:t>
+              <w:t>{Asegurado.TelefonoContacto}</w:t>
             </w:r>
           </w:p>
         </w:tc>
@@ -893,15 +774,7 @@
               <w:pStyle w:val="Textoindependiente"/>
             </w:pPr>
             <w:r>
-              <w:t>{</w:t>
-            </w:r>
-            <w:proofErr w:type="spellStart"/>
-            <w:r>
-              <w:t>Asegurado.TelefonoCelular</w:t>
-            </w:r>
-            <w:proofErr w:type="spellEnd"/>
-            <w:r>
-              <w:t>}</w:t>
+              <w:t>{Asegurado.TelefonoCelular}</w:t>
             </w:r>
           </w:p>
         </w:tc>
@@ -955,25 +828,7 @@
                 <w:sz w:val="14"/>
                 <w:szCs w:val="14"/>
               </w:rPr>
-              <w:t>{</w:t>
-            </w:r>
-            <w:proofErr w:type="spellStart"/>
-            <w:r>
-              <w:rPr>
-                <w:spacing w:val="-2"/>
-                <w:sz w:val="14"/>
-                <w:szCs w:val="14"/>
-              </w:rPr>
-              <w:t>FechaFinVigencia</w:t>
-            </w:r>
-            <w:proofErr w:type="spellEnd"/>
-            <w:r>
-              <w:rPr>
-                <w:spacing w:val="-2"/>
-                <w:sz w:val="14"/>
-                <w:szCs w:val="14"/>
-              </w:rPr>
-              <w:t>}</w:t>
+              <w:t>{FechaFinVigencia}</w:t>
             </w:r>
           </w:p>
         </w:tc>
@@ -1009,15 +864,7 @@
               <w:pStyle w:val="Textoindependiente"/>
             </w:pPr>
             <w:r>
-              <w:t>{</w:t>
-            </w:r>
-            <w:proofErr w:type="spellStart"/>
-            <w:r>
-              <w:t>Asegurado.TelefonoFax</w:t>
-            </w:r>
-            <w:proofErr w:type="spellEnd"/>
-            <w:r>
-              <w:t>}</w:t>
+              <w:t>{Asegurado.TelefonoFax}</w:t>
             </w:r>
           </w:p>
         </w:tc>
@@ -1056,15 +903,7 @@
               <w:pStyle w:val="Textoindependiente"/>
             </w:pPr>
             <w:r>
-              <w:t>{</w:t>
-            </w:r>
-            <w:proofErr w:type="spellStart"/>
-            <w:r>
-              <w:t>Asegurado.Email</w:t>
-            </w:r>
-            <w:proofErr w:type="spellEnd"/>
-            <w:r>
-              <w:t>}</w:t>
+              <w:t>{Asegurado.Email}</w:t>
             </w:r>
           </w:p>
         </w:tc>
@@ -1115,14 +954,12 @@
               </w:rPr>
               <w:t>{</w:t>
             </w:r>
-            <w:proofErr w:type="spellStart"/>
             <w:r>
               <w:rPr>
                 <w:spacing w:val="-2"/>
               </w:rPr>
               <w:t>FechaEfectiva</w:t>
             </w:r>
-            <w:proofErr w:type="spellEnd"/>
             <w:r>
               <w:rPr>
                 <w:spacing w:val="-2"/>
@@ -1163,15 +1000,7 @@
               <w:pStyle w:val="Textoindependiente"/>
             </w:pPr>
             <w:r>
-              <w:t>{</w:t>
-            </w:r>
-            <w:proofErr w:type="spellStart"/>
-            <w:r>
-              <w:t>Address.NombrePais</w:t>
-            </w:r>
-            <w:proofErr w:type="spellEnd"/>
-            <w:r>
-              <w:t>}</w:t>
+              <w:t>{Address.NombrePais}</w:t>
             </w:r>
           </w:p>
         </w:tc>
@@ -1207,15 +1036,7 @@
               <w:pStyle w:val="Textoindependiente"/>
             </w:pPr>
             <w:r>
-              <w:t>{</w:t>
-            </w:r>
-            <w:proofErr w:type="spellStart"/>
-            <w:r>
-              <w:t>Address.NombreProvincia</w:t>
-            </w:r>
-            <w:proofErr w:type="spellEnd"/>
-            <w:r>
-              <w:t>}</w:t>
+              <w:t>{Address.NombreProvincia}</w:t>
             </w:r>
           </w:p>
         </w:tc>
@@ -1269,15 +1090,7 @@
               <w:pStyle w:val="Textoindependiente"/>
             </w:pPr>
             <w:r>
-              <w:t>{</w:t>
-            </w:r>
-            <w:proofErr w:type="spellStart"/>
-            <w:r>
-              <w:t>Address.NombreDistrito</w:t>
-            </w:r>
-            <w:proofErr w:type="spellEnd"/>
-            <w:r>
-              <w:t>}</w:t>
+              <w:t>{Address.NombreDistrito}</w:t>
             </w:r>
           </w:p>
         </w:tc>
@@ -1401,15 +1214,7 @@
               <w:pStyle w:val="Textoindependiente"/>
             </w:pPr>
             <w:r>
-              <w:t>{</w:t>
-            </w:r>
-            <w:proofErr w:type="spellStart"/>
-            <w:r>
-              <w:t>Acreedor.NombreCompleto</w:t>
-            </w:r>
-            <w:proofErr w:type="spellEnd"/>
-            <w:r>
-              <w:t>}</w:t>
+              <w:t>{Acreedor.NombreCompleto}</w:t>
             </w:r>
           </w:p>
         </w:tc>
@@ -1440,15 +1245,7 @@
               <w:pStyle w:val="Textoindependiente"/>
             </w:pPr>
             <w:r>
-              <w:t>{</w:t>
-            </w:r>
-            <w:proofErr w:type="spellStart"/>
-            <w:r>
-              <w:t>Productor.NombreCompleto</w:t>
-            </w:r>
-            <w:proofErr w:type="spellEnd"/>
-            <w:r>
-              <w:t>}</w:t>
+              <w:t>{Productor.NombreCompleto}</w:t>
             </w:r>
           </w:p>
         </w:tc>
@@ -1544,28 +1341,20 @@
                 <w:szCs w:val="14"/>
               </w:rPr>
             </w:pPr>
-            <w:r>
-              <w:rPr>
-                <w:sz w:val="14"/>
-                <w:szCs w:val="14"/>
-              </w:rPr>
-              <w:t>{</w:t>
-            </w:r>
-            <w:proofErr w:type="spellStart"/>
-            <w:r>
-              <w:rPr>
-                <w:sz w:val="14"/>
-                <w:szCs w:val="14"/>
-              </w:rPr>
-              <w:t>Endoso.DetalleEndoso</w:t>
-            </w:r>
-            <w:proofErr w:type="spellEnd"/>
-            <w:r>
-              <w:rPr>
-                <w:sz w:val="14"/>
-                <w:szCs w:val="14"/>
-              </w:rPr>
-              <w:t>}</w:t>
+          </w:p>
+          <w:p>
+            <w:pPr>
+              <w:rPr>
+                <w:sz w:val="14"/>
+                <w:szCs w:val="14"/>
+              </w:rPr>
+            </w:pPr>
+            <w:r>
+              <w:rPr>
+                <w:sz w:val="14"/>
+                <w:szCs w:val="14"/>
+              </w:rPr>
+              <w:t>{Endoso.DetalleEndoso}</w:t>
             </w:r>
           </w:p>
         </w:tc>
@@ -1621,6 +1410,9 @@
         </w:tc>
       </w:tr>
       <w:tr>
+        <w:trPr>
+          <w:trHeight w:val="284"/>
+        </w:trPr>
         <w:tc>
           <w:tcPr>
             <w:tcW w:w="2979" w:type="dxa"/>
@@ -1630,36 +1422,21 @@
               <w:bottom w:val="single" w:sz="8" w:space="0" w:color="auto"/>
               <w:right w:val="nil"/>
             </w:tcBorders>
-          </w:tcPr>
-          <w:p>
-            <w:pPr>
-              <w:rPr>
-                <w:sz w:val="14"/>
-                <w:szCs w:val="14"/>
-              </w:rPr>
-            </w:pPr>
-            <w:r>
-              <w:rPr>
-                <w:sz w:val="14"/>
-                <w:szCs w:val="14"/>
-              </w:rPr>
-              <w:t>{#</w:t>
-            </w:r>
-            <w:proofErr w:type="gramStart"/>
-            <w:r>
-              <w:rPr>
-                <w:sz w:val="14"/>
-                <w:szCs w:val="14"/>
-              </w:rPr>
-              <w:t>Beneficiarios}{</w:t>
-            </w:r>
-            <w:proofErr w:type="gramEnd"/>
-            <w:r>
-              <w:rPr>
-                <w:sz w:val="14"/>
-                <w:szCs w:val="14"/>
-              </w:rPr>
-              <w:t>nombreCompleto}</w:t>
+            <w:vAlign w:val="center"/>
+          </w:tcPr>
+          <w:p>
+            <w:pPr>
+              <w:rPr>
+                <w:sz w:val="14"/>
+                <w:szCs w:val="14"/>
+              </w:rPr>
+            </w:pPr>
+            <w:r>
+              <w:rPr>
+                <w:sz w:val="14"/>
+                <w:szCs w:val="14"/>
+              </w:rPr>
+              <w:t>{#Beneficiarios}{nombreCompleto}</w:t>
             </w:r>
           </w:p>
         </w:tc>
@@ -1672,6 +1449,7 @@
               <w:bottom w:val="single" w:sz="8" w:space="0" w:color="auto"/>
               <w:right w:val="nil"/>
             </w:tcBorders>
+            <w:vAlign w:val="center"/>
           </w:tcPr>
           <w:p>
             <w:pPr>
@@ -1687,41 +1465,14 @@
                 <w:sz w:val="14"/>
                 <w:szCs w:val="14"/>
               </w:rPr>
-              <w:t xml:space="preserve">CÉDULA </w:t>
-            </w:r>
-            <w:proofErr w:type="spellStart"/>
-            <w:r>
-              <w:rPr>
-                <w:b/>
-                <w:bCs/>
-                <w:sz w:val="14"/>
-                <w:szCs w:val="14"/>
-              </w:rPr>
-              <w:t>Nº</w:t>
-            </w:r>
-            <w:proofErr w:type="spellEnd"/>
-            <w:r>
-              <w:rPr>
-                <w:sz w:val="14"/>
-                <w:szCs w:val="14"/>
-              </w:rPr>
-              <w:t>.: {</w:t>
-            </w:r>
-            <w:proofErr w:type="spellStart"/>
-            <w:r>
-              <w:rPr>
-                <w:sz w:val="14"/>
-                <w:szCs w:val="14"/>
-              </w:rPr>
-              <w:t>identificacion</w:t>
-            </w:r>
-            <w:proofErr w:type="spellEnd"/>
-            <w:r>
-              <w:rPr>
-                <w:sz w:val="14"/>
-                <w:szCs w:val="14"/>
-              </w:rPr>
-              <w:t>}</w:t>
+              <w:t>CÉDULA Nº</w:t>
+            </w:r>
+            <w:r>
+              <w:rPr>
+                <w:sz w:val="14"/>
+                <w:szCs w:val="14"/>
+              </w:rPr>
+              <w:t>.: {identificacion}</w:t>
             </w:r>
           </w:p>
         </w:tc>
@@ -1734,6 +1485,7 @@
               <w:bottom w:val="single" w:sz="8" w:space="0" w:color="auto"/>
               <w:right w:val="nil"/>
             </w:tcBorders>
+            <w:vAlign w:val="center"/>
           </w:tcPr>
           <w:p>
             <w:pPr>
@@ -1769,6 +1521,7 @@
               <w:bottom w:val="single" w:sz="8" w:space="0" w:color="auto"/>
               <w:right w:val="single" w:sz="8" w:space="0" w:color="auto"/>
             </w:tcBorders>
+            <w:vAlign w:val="center"/>
           </w:tcPr>
           <w:p>
             <w:pPr>
@@ -1791,23 +1544,14 @@
                 <w:sz w:val="14"/>
                 <w:szCs w:val="14"/>
               </w:rPr>
-              <w:t xml:space="preserve"> {porcentaje</w:t>
-            </w:r>
-            <w:proofErr w:type="gramStart"/>
-            <w:r>
-              <w:rPr>
-                <w:sz w:val="14"/>
-                <w:szCs w:val="14"/>
-              </w:rPr>
-              <w:t>}{</w:t>
-            </w:r>
-            <w:proofErr w:type="gramEnd"/>
-            <w:r>
-              <w:rPr>
-                <w:sz w:val="14"/>
-                <w:szCs w:val="14"/>
-              </w:rPr>
-              <w:t>/}{/}</w:t>
+              <w:t xml:space="preserve"> {porcentaje}</w:t>
+            </w:r>
+            <w:r>
+              <w:rPr>
+                <w:sz w:val="14"/>
+                <w:szCs w:val="14"/>
+              </w:rPr>
+              <w:t>{/}</w:t>
             </w:r>
           </w:p>
         </w:tc>
@@ -2095,35 +1839,7 @@
                   <w14:bevel/>
                 </w14:textOutline>
               </w:rPr>
-              <w:t>{</w:t>
-            </w:r>
-            <w:proofErr w:type="spellStart"/>
-            <w:r>
-              <w:rPr>
-                <w:spacing w:val="-2"/>
-                <w:sz w:val="14"/>
-                <w:szCs w:val="14"/>
-                <w14:textOutline w14:w="9525" w14:cap="rnd" w14:cmpd="sng" w14:algn="ctr">
-                  <w14:noFill/>
-                  <w14:prstDash w14:val="solid"/>
-                  <w14:bevel/>
-                </w14:textOutline>
-              </w:rPr>
-              <w:t>PrimaNetaTotal</w:t>
-            </w:r>
-            <w:proofErr w:type="spellEnd"/>
-            <w:r>
-              <w:rPr>
-                <w:spacing w:val="-2"/>
-                <w:sz w:val="14"/>
-                <w:szCs w:val="14"/>
-                <w14:textOutline w14:w="9525" w14:cap="rnd" w14:cmpd="sng" w14:algn="ctr">
-                  <w14:noFill/>
-                  <w14:prstDash w14:val="solid"/>
-                  <w14:bevel/>
-                </w14:textOutline>
-              </w:rPr>
-              <w:t>}</w:t>
+              <w:t>{PrimaNetaTotal}</w:t>
             </w:r>
           </w:p>
         </w:tc>
@@ -2319,35 +2035,7 @@
                   <w14:bevel/>
                 </w14:textOutline>
               </w:rPr>
-              <w:t>{</w:t>
-            </w:r>
-            <w:proofErr w:type="spellStart"/>
-            <w:r>
-              <w:rPr>
-                <w:spacing w:val="-2"/>
-                <w:sz w:val="14"/>
-                <w:szCs w:val="14"/>
-                <w14:textOutline w14:w="9525" w14:cap="rnd" w14:cmpd="sng" w14:algn="ctr">
-                  <w14:noFill/>
-                  <w14:prstDash w14:val="solid"/>
-                  <w14:bevel/>
-                </w14:textOutline>
-              </w:rPr>
-              <w:t>TotalACobrar</w:t>
-            </w:r>
-            <w:proofErr w:type="spellEnd"/>
-            <w:r>
-              <w:rPr>
-                <w:spacing w:val="-2"/>
-                <w:sz w:val="14"/>
-                <w:szCs w:val="14"/>
-                <w14:textOutline w14:w="9525" w14:cap="rnd" w14:cmpd="sng" w14:algn="ctr">
-                  <w14:noFill/>
-                  <w14:prstDash w14:val="solid"/>
-                  <w14:bevel/>
-                </w14:textOutline>
-              </w:rPr>
-              <w:t>}</w:t>
+              <w:t>{TotalACobrar}</w:t>
             </w:r>
           </w:p>
         </w:tc>
@@ -2400,7 +2088,6 @@
         </w:rPr>
         <w:t xml:space="preserve"> {</w:t>
       </w:r>
-      <w:proofErr w:type="spellStart"/>
       <w:r>
         <w:rPr>
           <w:sz w:val="14"/>
@@ -2408,7 +2095,6 @@
         </w:rPr>
         <w:t>FechaActual</w:t>
       </w:r>
-      <w:proofErr w:type="spellEnd"/>
       <w:r>
         <w:rPr>
           <w:sz w:val="14"/>
@@ -2713,15 +2399,7 @@
               <w:spacing w:before="3"/>
             </w:pPr>
             <w:r>
-              <w:t>{</w:t>
-            </w:r>
-            <w:proofErr w:type="spellStart"/>
-            <w:r>
-              <w:t>Asegurado.NombreCompleto</w:t>
-            </w:r>
-            <w:proofErr w:type="spellEnd"/>
-            <w:r>
-              <w:t>}</w:t>
+              <w:t>{Asegurado.NombreCompleto}</w:t>
             </w:r>
             <w:r>
               <w:rPr>
@@ -2741,14 +2419,12 @@
               </w:rPr>
               <w:t>{</w:t>
             </w:r>
-            <w:proofErr w:type="spellStart"/>
             <w:r>
               <w:rPr>
                 <w:spacing w:val="-2"/>
               </w:rPr>
               <w:t>Asegurado.Identificacion</w:t>
             </w:r>
-            <w:proofErr w:type="spellEnd"/>
             <w:r>
               <w:rPr>
                 <w:lang w:val="es-PA"/>
@@ -3149,7 +2825,6 @@
               </w:rPr>
               <w:t xml:space="preserve"> </w:t>
             </w:r>
-            <w:proofErr w:type="gramStart"/>
             <w:r>
               <w:rPr>
                 <w:w w:val="105"/>
@@ -3173,16 +2848,7 @@
                 <w:sz w:val="14"/>
                 <w:szCs w:val="14"/>
               </w:rPr>
-              <w:t>507</w:t>
-            </w:r>
-            <w:proofErr w:type="gramEnd"/>
-            <w:r>
-              <w:rPr>
-                <w:w w:val="105"/>
-                <w:sz w:val="14"/>
-                <w:szCs w:val="14"/>
-              </w:rPr>
-              <w:t>)</w:t>
+              <w:t>507)</w:t>
             </w:r>
             <w:r>
               <w:rPr>
@@ -3238,7 +2904,6 @@
               </w:rPr>
               <w:t xml:space="preserve"> </w:t>
             </w:r>
-            <w:proofErr w:type="gramStart"/>
             <w:r>
               <w:rPr>
                 <w:w w:val="105"/>
@@ -3262,16 +2927,7 @@
                 <w:sz w:val="14"/>
                 <w:szCs w:val="14"/>
               </w:rPr>
-              <w:t>507</w:t>
-            </w:r>
-            <w:proofErr w:type="gramEnd"/>
-            <w:r>
-              <w:rPr>
-                <w:w w:val="105"/>
-                <w:sz w:val="14"/>
-                <w:szCs w:val="14"/>
-              </w:rPr>
-              <w:t>)</w:t>
+              <w:t>507)</w:t>
             </w:r>
             <w:r>
               <w:rPr>
